--- a/docs/01_設計/14_フロントエンド設計書.docx
+++ b/docs/01_設計/14_フロントエンド設計書.docx
@@ -2201,7 +2201,7 @@
         <w:t xml:space="preserve">401: </w:t>
       </w:r>
       <w:r>
-        <w:t>未認証またはトークン期限切れ。認証情報を破棄し、ログイン画面へ遷移する。</w:t>
+        <w:t>保護 API で 401 を受けた場合は未認証またはトークン期限切れとして扱う。認証情報を破棄し、ログイン画面へ遷移する。ログイン API の認証失敗は画面内で扱う。</w:t>
       </w:r>
     </w:p>
     <w:p>
@@ -2300,10 +2300,7 @@
         <w:pStyle w:val="a0"/>
       </w:pPr>
       <w:r>
-        <w:t xml:space="preserve">401 </w:t>
-      </w:r>
-      <w:r>
-        <w:t>応答受信時に強制ログアウト相当の挙動となること。</w:t>
+        <w:t>保護 API の 401 応答受信時に強制ログアウト相当の挙動となること。</w:t>
       </w:r>
     </w:p>
     <w:p>

--- a/docs/01_設計/14_フロントエンド設計書.docx
+++ b/docs/01_設計/14_フロントエンド設計書.docx
@@ -1575,7 +1575,7 @@
               <w:rPr>
                 <w:sz w:val="20"/>
               </w:rPr>
-              <w:t>新規登録、入力バリデーション</w:t>
+              <w:t>新規登録、入力バリデーション、担当者選択</w:t>
             </w:r>
           </w:p>
         </w:tc>
@@ -1589,7 +1589,7 @@
               <w:rPr>
                 <w:sz w:val="20"/>
               </w:rPr>
-              <w:t>POST /api/tasks</w:t>
+              <w:t>GET /api/users + POST /api/tasks</w:t>
             </w:r>
           </w:p>
         </w:tc>
@@ -1691,7 +1691,7 @@
               <w:rPr>
                 <w:sz w:val="20"/>
               </w:rPr>
-              <w:t>既存値表示、更新、キャンセル</w:t>
+              <w:t>既存値表示、担当者候補取得、更新、キャンセル</w:t>
             </w:r>
           </w:p>
         </w:tc>
@@ -1705,7 +1705,7 @@
               <w:rPr>
                 <w:sz w:val="20"/>
               </w:rPr>
-              <w:t>GET/PUT /api/tasks/{id}</w:t>
+              <w:t>GET /api/users + GET/PUT /api/tasks/{id}</w:t>
             </w:r>
           </w:p>
         </w:tc>
@@ -1797,7 +1797,7 @@
         <w:t xml:space="preserve"> TaskForm </w:t>
       </w:r>
       <w:r>
-        <w:t>のような共通コンポーネントへ集約し、重複実装を避ける。</w:t>
+        <w:t>のような共通コンポーネントへ集約し、担当者候補は GET /api/users で取得してプルダウンへ表示する。</w:t>
       </w:r>
     </w:p>
     <w:p>
@@ -2132,6 +2132,18 @@
               </w:rPr>
               <w:t>優先度</w:t>
             </w:r>
+            <w:r>
+              <w:rPr>
+                <w:sz w:val="20"/>
+              </w:rPr>
+              <w:t>/</w:t>
+            </w:r>
+            <w:r>
+              <w:rPr>
+                <w:sz w:val="20"/>
+              </w:rPr>
+              <w:t>担当者</w:t>
+            </w:r>
           </w:p>
         </w:tc>
         <w:tc>
@@ -2158,13 +2170,7 @@
               <w:rPr>
                 <w:sz w:val="20"/>
               </w:rPr>
-              <w:t xml:space="preserve">API </w:t>
-            </w:r>
-            <w:r>
-              <w:rPr>
-                <w:sz w:val="20"/>
-              </w:rPr>
-              <w:t>設計書準拠</w:t>
+              <w:t>担当者候補は GET /api/users から取得し、選択値を assignedUserId として送信</w:t>
             </w:r>
           </w:p>
         </w:tc>
